--- a/results/phase4/classifier_report.docx
+++ b/results/phase4/classifier_report.docx
@@ -25,7 +25,7 @@
           <w:color w:val="1A7F37"/>
           <w:sz w:val="24"/>
         </w:rPr>
-        <w:t>3 candidate classifiers trained on the same 12-class pipeline (train 52,738 / val 2,357 / test 1,254), scored by classifier/evaluate.py. Leading model on the real-generalisation metric: LGBM.</w:t>
+        <w:t>4 candidate classifiers trained on the same 12-class pipeline (train 52,738 / val 2,357 / test 1,254), scored by classifier/evaluate.py. Leading model on the real-generalisation metric: LGBM.</w:t>
       </w:r>
     </w:p>
     <w:p>
@@ -43,15 +43,16 @@
         <w:tblLook w:firstColumn="1" w:firstRow="1" w:lastColumn="0" w:lastRow="0" w:noHBand="0" w:noVBand="1" w:val="04A0"/>
       </w:tblPr>
       <w:tblGrid>
-        <w:gridCol w:w="2160"/>
-        <w:gridCol w:w="2160"/>
-        <w:gridCol w:w="2160"/>
-        <w:gridCol w:w="2160"/>
+        <w:gridCol w:w="1728"/>
+        <w:gridCol w:w="1728"/>
+        <w:gridCol w:w="1728"/>
+        <w:gridCol w:w="1728"/>
+        <w:gridCol w:w="1728"/>
       </w:tblGrid>
       <w:tr>
         <w:tc>
           <w:tcPr>
-            <w:tcW w:type="dxa" w:w="2160"/>
+            <w:tcW w:type="dxa" w:w="1728"/>
           </w:tcPr>
           <w:p>
             <w:r/>
@@ -66,7 +67,7 @@
         </w:tc>
         <w:tc>
           <w:tcPr>
-            <w:tcW w:type="dxa" w:w="2160"/>
+            <w:tcW w:type="dxa" w:w="1728"/>
           </w:tcPr>
           <w:p>
             <w:r/>
@@ -81,7 +82,7 @@
         </w:tc>
         <w:tc>
           <w:tcPr>
-            <w:tcW w:type="dxa" w:w="2160"/>
+            <w:tcW w:type="dxa" w:w="1728"/>
           </w:tcPr>
           <w:p>
             <w:r/>
@@ -96,7 +97,22 @@
         </w:tc>
         <w:tc>
           <w:tcPr>
-            <w:tcW w:type="dxa" w:w="2160"/>
+            <w:tcW w:type="dxa" w:w="1728"/>
+          </w:tcPr>
+          <w:p>
+            <w:r/>
+            <w:r>
+              <w:rPr>
+                <w:b/>
+                <w:sz w:val="18"/>
+              </w:rPr>
+              <w:t>MLP</w:t>
+            </w:r>
+          </w:p>
+        </w:tc>
+        <w:tc>
+          <w:tcPr>
+            <w:tcW w:type="dxa" w:w="1728"/>
           </w:tcPr>
           <w:p>
             <w:r/>
@@ -113,7 +129,7 @@
       <w:tr>
         <w:tc>
           <w:tcPr>
-            <w:tcW w:type="dxa" w:w="2160"/>
+            <w:tcW w:type="dxa" w:w="1728"/>
           </w:tcPr>
           <w:p>
             <w:r/>
@@ -128,7 +144,7 @@
         </w:tc>
         <w:tc>
           <w:tcPr>
-            <w:tcW w:type="dxa" w:w="2160"/>
+            <w:tcW w:type="dxa" w:w="1728"/>
           </w:tcPr>
           <w:p>
             <w:r/>
@@ -143,7 +159,7 @@
         </w:tc>
         <w:tc>
           <w:tcPr>
-            <w:tcW w:type="dxa" w:w="2160"/>
+            <w:tcW w:type="dxa" w:w="1728"/>
           </w:tcPr>
           <w:p>
             <w:r/>
@@ -158,7 +174,22 @@
         </w:tc>
         <w:tc>
           <w:tcPr>
-            <w:tcW w:type="dxa" w:w="2160"/>
+            <w:tcW w:type="dxa" w:w="1728"/>
+          </w:tcPr>
+          <w:p>
+            <w:r/>
+            <w:r>
+              <w:rPr>
+                <w:b w:val="0"/>
+                <w:sz w:val="18"/>
+              </w:rPr>
+              <w:t>0.872</w:t>
+            </w:r>
+          </w:p>
+        </w:tc>
+        <w:tc>
+          <w:tcPr>
+            <w:tcW w:type="dxa" w:w="1728"/>
           </w:tcPr>
           <w:p>
             <w:r/>
@@ -175,7 +206,7 @@
       <w:tr>
         <w:tc>
           <w:tcPr>
-            <w:tcW w:type="dxa" w:w="2160"/>
+            <w:tcW w:type="dxa" w:w="1728"/>
           </w:tcPr>
           <w:p>
             <w:r/>
@@ -190,7 +221,7 @@
         </w:tc>
         <w:tc>
           <w:tcPr>
-            <w:tcW w:type="dxa" w:w="2160"/>
+            <w:tcW w:type="dxa" w:w="1728"/>
           </w:tcPr>
           <w:p>
             <w:r/>
@@ -205,7 +236,7 @@
         </w:tc>
         <w:tc>
           <w:tcPr>
-            <w:tcW w:type="dxa" w:w="2160"/>
+            <w:tcW w:type="dxa" w:w="1728"/>
           </w:tcPr>
           <w:p>
             <w:r/>
@@ -220,7 +251,22 @@
         </w:tc>
         <w:tc>
           <w:tcPr>
-            <w:tcW w:type="dxa" w:w="2160"/>
+            <w:tcW w:type="dxa" w:w="1728"/>
+          </w:tcPr>
+          <w:p>
+            <w:r/>
+            <w:r>
+              <w:rPr>
+                <w:b w:val="0"/>
+                <w:sz w:val="18"/>
+              </w:rPr>
+              <w:t>0.847</w:t>
+            </w:r>
+          </w:p>
+        </w:tc>
+        <w:tc>
+          <w:tcPr>
+            <w:tcW w:type="dxa" w:w="1728"/>
           </w:tcPr>
           <w:p>
             <w:r/>
@@ -237,7 +283,7 @@
       <w:tr>
         <w:tc>
           <w:tcPr>
-            <w:tcW w:type="dxa" w:w="2160"/>
+            <w:tcW w:type="dxa" w:w="1728"/>
           </w:tcPr>
           <w:p>
             <w:r/>
@@ -252,7 +298,7 @@
         </w:tc>
         <w:tc>
           <w:tcPr>
-            <w:tcW w:type="dxa" w:w="2160"/>
+            <w:tcW w:type="dxa" w:w="1728"/>
           </w:tcPr>
           <w:p>
             <w:r/>
@@ -267,7 +313,7 @@
         </w:tc>
         <w:tc>
           <w:tcPr>
-            <w:tcW w:type="dxa" w:w="2160"/>
+            <w:tcW w:type="dxa" w:w="1728"/>
           </w:tcPr>
           <w:p>
             <w:r/>
@@ -282,7 +328,22 @@
         </w:tc>
         <w:tc>
           <w:tcPr>
-            <w:tcW w:type="dxa" w:w="2160"/>
+            <w:tcW w:type="dxa" w:w="1728"/>
+          </w:tcPr>
+          <w:p>
+            <w:r/>
+            <w:r>
+              <w:rPr>
+                <w:b w:val="0"/>
+                <w:sz w:val="18"/>
+              </w:rPr>
+              <w:t>0.915</w:t>
+            </w:r>
+          </w:p>
+        </w:tc>
+        <w:tc>
+          <w:tcPr>
+            <w:tcW w:type="dxa" w:w="1728"/>
           </w:tcPr>
           <w:p>
             <w:r/>
@@ -299,7 +360,7 @@
       <w:tr>
         <w:tc>
           <w:tcPr>
-            <w:tcW w:type="dxa" w:w="2160"/>
+            <w:tcW w:type="dxa" w:w="1728"/>
           </w:tcPr>
           <w:p>
             <w:r/>
@@ -314,7 +375,7 @@
         </w:tc>
         <w:tc>
           <w:tcPr>
-            <w:tcW w:type="dxa" w:w="2160"/>
+            <w:tcW w:type="dxa" w:w="1728"/>
           </w:tcPr>
           <w:p>
             <w:r/>
@@ -329,7 +390,7 @@
         </w:tc>
         <w:tc>
           <w:tcPr>
-            <w:tcW w:type="dxa" w:w="2160"/>
+            <w:tcW w:type="dxa" w:w="1728"/>
           </w:tcPr>
           <w:p>
             <w:r/>
@@ -344,7 +405,22 @@
         </w:tc>
         <w:tc>
           <w:tcPr>
-            <w:tcW w:type="dxa" w:w="2160"/>
+            <w:tcW w:type="dxa" w:w="1728"/>
+          </w:tcPr>
+          <w:p>
+            <w:r/>
+            <w:r>
+              <w:rPr>
+                <w:b w:val="0"/>
+                <w:sz w:val="18"/>
+              </w:rPr>
+              <w:t>0.863</w:t>
+            </w:r>
+          </w:p>
+        </w:tc>
+        <w:tc>
+          <w:tcPr>
+            <w:tcW w:type="dxa" w:w="1728"/>
           </w:tcPr>
           <w:p>
             <w:r/>
@@ -361,7 +437,7 @@
       <w:tr>
         <w:tc>
           <w:tcPr>
-            <w:tcW w:type="dxa" w:w="2160"/>
+            <w:tcW w:type="dxa" w:w="1728"/>
           </w:tcPr>
           <w:p>
             <w:r/>
@@ -376,7 +452,7 @@
         </w:tc>
         <w:tc>
           <w:tcPr>
-            <w:tcW w:type="dxa" w:w="2160"/>
+            <w:tcW w:type="dxa" w:w="1728"/>
           </w:tcPr>
           <w:p>
             <w:r/>
@@ -391,7 +467,7 @@
         </w:tc>
         <w:tc>
           <w:tcPr>
-            <w:tcW w:type="dxa" w:w="2160"/>
+            <w:tcW w:type="dxa" w:w="1728"/>
           </w:tcPr>
           <w:p>
             <w:r/>
@@ -406,7 +482,22 @@
         </w:tc>
         <w:tc>
           <w:tcPr>
-            <w:tcW w:type="dxa" w:w="2160"/>
+            <w:tcW w:type="dxa" w:w="1728"/>
+          </w:tcPr>
+          <w:p>
+            <w:r/>
+            <w:r>
+              <w:rPr>
+                <w:b w:val="0"/>
+                <w:sz w:val="18"/>
+              </w:rPr>
+              <w:t>0.103</w:t>
+            </w:r>
+          </w:p>
+        </w:tc>
+        <w:tc>
+          <w:tcPr>
+            <w:tcW w:type="dxa" w:w="1728"/>
           </w:tcPr>
           <w:p>
             <w:r/>
@@ -423,7 +514,7 @@
       <w:tr>
         <w:tc>
           <w:tcPr>
-            <w:tcW w:type="dxa" w:w="2160"/>
+            <w:tcW w:type="dxa" w:w="1728"/>
           </w:tcPr>
           <w:p>
             <w:r/>
@@ -438,7 +529,7 @@
         </w:tc>
         <w:tc>
           <w:tcPr>
-            <w:tcW w:type="dxa" w:w="2160"/>
+            <w:tcW w:type="dxa" w:w="1728"/>
           </w:tcPr>
           <w:p>
             <w:r/>
@@ -453,7 +544,7 @@
         </w:tc>
         <w:tc>
           <w:tcPr>
-            <w:tcW w:type="dxa" w:w="2160"/>
+            <w:tcW w:type="dxa" w:w="1728"/>
           </w:tcPr>
           <w:p>
             <w:r/>
@@ -468,7 +559,22 @@
         </w:tc>
         <w:tc>
           <w:tcPr>
-            <w:tcW w:type="dxa" w:w="2160"/>
+            <w:tcW w:type="dxa" w:w="1728"/>
+          </w:tcPr>
+          <w:p>
+            <w:r/>
+            <w:r>
+              <w:rPr>
+                <w:b w:val="0"/>
+                <w:sz w:val="18"/>
+              </w:rPr>
+              <w:t>0.855</w:t>
+            </w:r>
+          </w:p>
+        </w:tc>
+        <w:tc>
+          <w:tcPr>
+            <w:tcW w:type="dxa" w:w="1728"/>
           </w:tcPr>
           <w:p>
             <w:r/>
@@ -485,7 +591,7 @@
       <w:tr>
         <w:tc>
           <w:tcPr>
-            <w:tcW w:type="dxa" w:w="2160"/>
+            <w:tcW w:type="dxa" w:w="1728"/>
           </w:tcPr>
           <w:p>
             <w:r/>
@@ -500,7 +606,7 @@
         </w:tc>
         <w:tc>
           <w:tcPr>
-            <w:tcW w:type="dxa" w:w="2160"/>
+            <w:tcW w:type="dxa" w:w="1728"/>
           </w:tcPr>
           <w:p>
             <w:r/>
@@ -515,7 +621,7 @@
         </w:tc>
         <w:tc>
           <w:tcPr>
-            <w:tcW w:type="dxa" w:w="2160"/>
+            <w:tcW w:type="dxa" w:w="1728"/>
           </w:tcPr>
           <w:p>
             <w:r/>
@@ -530,7 +636,22 @@
         </w:tc>
         <w:tc>
           <w:tcPr>
-            <w:tcW w:type="dxa" w:w="2160"/>
+            <w:tcW w:type="dxa" w:w="1728"/>
+          </w:tcPr>
+          <w:p>
+            <w:r/>
+            <w:r>
+              <w:rPr>
+                <w:b w:val="0"/>
+                <w:sz w:val="18"/>
+              </w:rPr>
+              <w:t>0.477</w:t>
+            </w:r>
+          </w:p>
+        </w:tc>
+        <w:tc>
+          <w:tcPr>
+            <w:tcW w:type="dxa" w:w="1728"/>
           </w:tcPr>
           <w:p>
             <w:r/>
@@ -547,7 +668,7 @@
       <w:tr>
         <w:tc>
           <w:tcPr>
-            <w:tcW w:type="dxa" w:w="2160"/>
+            <w:tcW w:type="dxa" w:w="1728"/>
           </w:tcPr>
           <w:p>
             <w:r/>
@@ -562,7 +683,7 @@
         </w:tc>
         <w:tc>
           <w:tcPr>
-            <w:tcW w:type="dxa" w:w="2160"/>
+            <w:tcW w:type="dxa" w:w="1728"/>
           </w:tcPr>
           <w:p>
             <w:r/>
@@ -577,7 +698,7 @@
         </w:tc>
         <w:tc>
           <w:tcPr>
-            <w:tcW w:type="dxa" w:w="2160"/>
+            <w:tcW w:type="dxa" w:w="1728"/>
           </w:tcPr>
           <w:p>
             <w:r/>
@@ -592,7 +713,22 @@
         </w:tc>
         <w:tc>
           <w:tcPr>
-            <w:tcW w:type="dxa" w:w="2160"/>
+            <w:tcW w:type="dxa" w:w="1728"/>
+          </w:tcPr>
+          <w:p>
+            <w:r/>
+            <w:r>
+              <w:rPr>
+                <w:b w:val="0"/>
+                <w:sz w:val="18"/>
+              </w:rPr>
+              <w:t>&lt;1</w:t>
+            </w:r>
+          </w:p>
+        </w:tc>
+        <w:tc>
+          <w:tcPr>
+            <w:tcW w:type="dxa" w:w="1728"/>
           </w:tcPr>
           <w:p>
             <w:r/>
@@ -609,7 +745,7 @@
       <w:tr>
         <w:tc>
           <w:tcPr>
-            <w:tcW w:type="dxa" w:w="2160"/>
+            <w:tcW w:type="dxa" w:w="1728"/>
           </w:tcPr>
           <w:p>
             <w:r/>
@@ -624,7 +760,7 @@
         </w:tc>
         <w:tc>
           <w:tcPr>
-            <w:tcW w:type="dxa" w:w="2160"/>
+            <w:tcW w:type="dxa" w:w="1728"/>
           </w:tcPr>
           <w:p>
             <w:r/>
@@ -639,7 +775,7 @@
         </w:tc>
         <w:tc>
           <w:tcPr>
-            <w:tcW w:type="dxa" w:w="2160"/>
+            <w:tcW w:type="dxa" w:w="1728"/>
           </w:tcPr>
           <w:p>
             <w:r/>
@@ -654,7 +790,22 @@
         </w:tc>
         <w:tc>
           <w:tcPr>
-            <w:tcW w:type="dxa" w:w="2160"/>
+            <w:tcW w:type="dxa" w:w="1728"/>
+          </w:tcPr>
+          <w:p>
+            <w:r/>
+            <w:r>
+              <w:rPr>
+                <w:b w:val="0"/>
+                <w:sz w:val="18"/>
+              </w:rPr>
+              <w:t>68</w:t>
+            </w:r>
+          </w:p>
+        </w:tc>
+        <w:tc>
+          <w:tcPr>
+            <w:tcW w:type="dxa" w:w="1728"/>
           </w:tcPr>
           <w:p>
             <w:r/>
@@ -725,15 +876,16 @@
         <w:tblLook w:firstColumn="1" w:firstRow="1" w:lastColumn="0" w:lastRow="0" w:noHBand="0" w:noVBand="1" w:val="04A0"/>
       </w:tblPr>
       <w:tblGrid>
-        <w:gridCol w:w="2160"/>
-        <w:gridCol w:w="2160"/>
-        <w:gridCol w:w="2160"/>
-        <w:gridCol w:w="2160"/>
+        <w:gridCol w:w="1728"/>
+        <w:gridCol w:w="1728"/>
+        <w:gridCol w:w="1728"/>
+        <w:gridCol w:w="1728"/>
+        <w:gridCol w:w="1728"/>
       </w:tblGrid>
       <w:tr>
         <w:tc>
           <w:tcPr>
-            <w:tcW w:type="dxa" w:w="2160"/>
+            <w:tcW w:type="dxa" w:w="1728"/>
           </w:tcPr>
           <w:p>
             <w:r/>
@@ -748,7 +900,7 @@
         </w:tc>
         <w:tc>
           <w:tcPr>
-            <w:tcW w:type="dxa" w:w="2160"/>
+            <w:tcW w:type="dxa" w:w="1728"/>
           </w:tcPr>
           <w:p>
             <w:r/>
@@ -763,7 +915,7 @@
         </w:tc>
         <w:tc>
           <w:tcPr>
-            <w:tcW w:type="dxa" w:w="2160"/>
+            <w:tcW w:type="dxa" w:w="1728"/>
           </w:tcPr>
           <w:p>
             <w:r/>
@@ -778,7 +930,22 @@
         </w:tc>
         <w:tc>
           <w:tcPr>
-            <w:tcW w:type="dxa" w:w="2160"/>
+            <w:tcW w:type="dxa" w:w="1728"/>
+          </w:tcPr>
+          <w:p>
+            <w:r/>
+            <w:r>
+              <w:rPr>
+                <w:b/>
+                <w:sz w:val="18"/>
+              </w:rPr>
+              <w:t>MLP</w:t>
+            </w:r>
+          </w:p>
+        </w:tc>
+        <w:tc>
+          <w:tcPr>
+            <w:tcW w:type="dxa" w:w="1728"/>
           </w:tcPr>
           <w:p>
             <w:r/>
@@ -795,14 +962,13 @@
       <w:tr>
         <w:tc>
           <w:tcPr>
-            <w:tcW w:type="dxa" w:w="2160"/>
+            <w:tcW w:type="dxa" w:w="1728"/>
           </w:tcPr>
           <w:p>
             <w:r/>
             <w:r>
               <w:rPr>
                 <w:b w:val="0"/>
-                <w:color w:val="886600"/>
                 <w:sz w:val="18"/>
               </w:rPr>
               <w:t>idle</w:t>
@@ -811,14 +977,13 @@
         </w:tc>
         <w:tc>
           <w:tcPr>
-            <w:tcW w:type="dxa" w:w="2160"/>
+            <w:tcW w:type="dxa" w:w="1728"/>
           </w:tcPr>
           <w:p>
             <w:r/>
             <w:r>
               <w:rPr>
                 <w:b w:val="0"/>
-                <w:color w:val="886600"/>
                 <w:sz w:val="18"/>
               </w:rPr>
               <w:t>0.66</w:t>
@@ -827,14 +992,13 @@
         </w:tc>
         <w:tc>
           <w:tcPr>
-            <w:tcW w:type="dxa" w:w="2160"/>
+            <w:tcW w:type="dxa" w:w="1728"/>
           </w:tcPr>
           <w:p>
             <w:r/>
             <w:r>
               <w:rPr>
                 <w:b w:val="0"/>
-                <w:color w:val="886600"/>
                 <w:sz w:val="18"/>
               </w:rPr>
               <w:t>0.62</w:t>
@@ -843,14 +1007,28 @@
         </w:tc>
         <w:tc>
           <w:tcPr>
-            <w:tcW w:type="dxa" w:w="2160"/>
+            <w:tcW w:type="dxa" w:w="1728"/>
           </w:tcPr>
           <w:p>
             <w:r/>
             <w:r>
               <w:rPr>
                 <w:b w:val="0"/>
-                <w:color w:val="886600"/>
+                <w:sz w:val="18"/>
+              </w:rPr>
+              <w:t>0.76</w:t>
+            </w:r>
+          </w:p>
+        </w:tc>
+        <w:tc>
+          <w:tcPr>
+            <w:tcW w:type="dxa" w:w="1728"/>
+          </w:tcPr>
+          <w:p>
+            <w:r/>
+            <w:r>
+              <w:rPr>
+                <w:b w:val="0"/>
                 <w:sz w:val="18"/>
               </w:rPr>
               <w:t>0.00</w:t>
@@ -861,7 +1039,7 @@
       <w:tr>
         <w:tc>
           <w:tcPr>
-            <w:tcW w:type="dxa" w:w="2160"/>
+            <w:tcW w:type="dxa" w:w="1728"/>
           </w:tcPr>
           <w:p>
             <w:r/>
@@ -876,7 +1054,7 @@
         </w:tc>
         <w:tc>
           <w:tcPr>
-            <w:tcW w:type="dxa" w:w="2160"/>
+            <w:tcW w:type="dxa" w:w="1728"/>
           </w:tcPr>
           <w:p>
             <w:r/>
@@ -891,7 +1069,7 @@
         </w:tc>
         <w:tc>
           <w:tcPr>
-            <w:tcW w:type="dxa" w:w="2160"/>
+            <w:tcW w:type="dxa" w:w="1728"/>
           </w:tcPr>
           <w:p>
             <w:r/>
@@ -906,7 +1084,22 @@
         </w:tc>
         <w:tc>
           <w:tcPr>
-            <w:tcW w:type="dxa" w:w="2160"/>
+            <w:tcW w:type="dxa" w:w="1728"/>
+          </w:tcPr>
+          <w:p>
+            <w:r/>
+            <w:r>
+              <w:rPr>
+                <w:b w:val="0"/>
+                <w:sz w:val="18"/>
+              </w:rPr>
+              <w:t>0.76</w:t>
+            </w:r>
+          </w:p>
+        </w:tc>
+        <w:tc>
+          <w:tcPr>
+            <w:tcW w:type="dxa" w:w="1728"/>
           </w:tcPr>
           <w:p>
             <w:r/>
@@ -923,7 +1116,7 @@
       <w:tr>
         <w:tc>
           <w:tcPr>
-            <w:tcW w:type="dxa" w:w="2160"/>
+            <w:tcW w:type="dxa" w:w="1728"/>
           </w:tcPr>
           <w:p>
             <w:r/>
@@ -938,7 +1131,7 @@
         </w:tc>
         <w:tc>
           <w:tcPr>
-            <w:tcW w:type="dxa" w:w="2160"/>
+            <w:tcW w:type="dxa" w:w="1728"/>
           </w:tcPr>
           <w:p>
             <w:r/>
@@ -953,7 +1146,7 @@
         </w:tc>
         <w:tc>
           <w:tcPr>
-            <w:tcW w:type="dxa" w:w="2160"/>
+            <w:tcW w:type="dxa" w:w="1728"/>
           </w:tcPr>
           <w:p>
             <w:r/>
@@ -968,7 +1161,22 @@
         </w:tc>
         <w:tc>
           <w:tcPr>
-            <w:tcW w:type="dxa" w:w="2160"/>
+            <w:tcW w:type="dxa" w:w="1728"/>
+          </w:tcPr>
+          <w:p>
+            <w:r/>
+            <w:r>
+              <w:rPr>
+                <w:b w:val="0"/>
+                <w:sz w:val="18"/>
+              </w:rPr>
+              <w:t>0.77</w:t>
+            </w:r>
+          </w:p>
+        </w:tc>
+        <w:tc>
+          <w:tcPr>
+            <w:tcW w:type="dxa" w:w="1728"/>
           </w:tcPr>
           <w:p>
             <w:r/>
@@ -985,7 +1193,7 @@
       <w:tr>
         <w:tc>
           <w:tcPr>
-            <w:tcW w:type="dxa" w:w="2160"/>
+            <w:tcW w:type="dxa" w:w="1728"/>
           </w:tcPr>
           <w:p>
             <w:r/>
@@ -1000,7 +1208,7 @@
         </w:tc>
         <w:tc>
           <w:tcPr>
-            <w:tcW w:type="dxa" w:w="2160"/>
+            <w:tcW w:type="dxa" w:w="1728"/>
           </w:tcPr>
           <w:p>
             <w:r/>
@@ -1015,7 +1223,7 @@
         </w:tc>
         <w:tc>
           <w:tcPr>
-            <w:tcW w:type="dxa" w:w="2160"/>
+            <w:tcW w:type="dxa" w:w="1728"/>
           </w:tcPr>
           <w:p>
             <w:r/>
@@ -1030,7 +1238,22 @@
         </w:tc>
         <w:tc>
           <w:tcPr>
-            <w:tcW w:type="dxa" w:w="2160"/>
+            <w:tcW w:type="dxa" w:w="1728"/>
+          </w:tcPr>
+          <w:p>
+            <w:r/>
+            <w:r>
+              <w:rPr>
+                <w:b w:val="0"/>
+                <w:sz w:val="18"/>
+              </w:rPr>
+              <w:t>0.96</w:t>
+            </w:r>
+          </w:p>
+        </w:tc>
+        <w:tc>
+          <w:tcPr>
+            <w:tcW w:type="dxa" w:w="1728"/>
           </w:tcPr>
           <w:p>
             <w:r/>
@@ -1047,7 +1270,7 @@
       <w:tr>
         <w:tc>
           <w:tcPr>
-            <w:tcW w:type="dxa" w:w="2160"/>
+            <w:tcW w:type="dxa" w:w="1728"/>
           </w:tcPr>
           <w:p>
             <w:r/>
@@ -1062,7 +1285,7 @@
         </w:tc>
         <w:tc>
           <w:tcPr>
-            <w:tcW w:type="dxa" w:w="2160"/>
+            <w:tcW w:type="dxa" w:w="1728"/>
           </w:tcPr>
           <w:p>
             <w:r/>
@@ -1077,7 +1300,7 @@
         </w:tc>
         <w:tc>
           <w:tcPr>
-            <w:tcW w:type="dxa" w:w="2160"/>
+            <w:tcW w:type="dxa" w:w="1728"/>
           </w:tcPr>
           <w:p>
             <w:r/>
@@ -1092,7 +1315,22 @@
         </w:tc>
         <w:tc>
           <w:tcPr>
-            <w:tcW w:type="dxa" w:w="2160"/>
+            <w:tcW w:type="dxa" w:w="1728"/>
+          </w:tcPr>
+          <w:p>
+            <w:r/>
+            <w:r>
+              <w:rPr>
+                <w:b w:val="0"/>
+                <w:sz w:val="18"/>
+              </w:rPr>
+              <w:t>1.00</w:t>
+            </w:r>
+          </w:p>
+        </w:tc>
+        <w:tc>
+          <w:tcPr>
+            <w:tcW w:type="dxa" w:w="1728"/>
           </w:tcPr>
           <w:p>
             <w:r/>
@@ -1109,7 +1347,7 @@
       <w:tr>
         <w:tc>
           <w:tcPr>
-            <w:tcW w:type="dxa" w:w="2160"/>
+            <w:tcW w:type="dxa" w:w="1728"/>
           </w:tcPr>
           <w:p>
             <w:r/>
@@ -1124,7 +1362,7 @@
         </w:tc>
         <w:tc>
           <w:tcPr>
-            <w:tcW w:type="dxa" w:w="2160"/>
+            <w:tcW w:type="dxa" w:w="1728"/>
           </w:tcPr>
           <w:p>
             <w:r/>
@@ -1139,7 +1377,7 @@
         </w:tc>
         <w:tc>
           <w:tcPr>
-            <w:tcW w:type="dxa" w:w="2160"/>
+            <w:tcW w:type="dxa" w:w="1728"/>
           </w:tcPr>
           <w:p>
             <w:r/>
@@ -1154,7 +1392,22 @@
         </w:tc>
         <w:tc>
           <w:tcPr>
-            <w:tcW w:type="dxa" w:w="2160"/>
+            <w:tcW w:type="dxa" w:w="1728"/>
+          </w:tcPr>
+          <w:p>
+            <w:r/>
+            <w:r>
+              <w:rPr>
+                <w:b w:val="0"/>
+                <w:sz w:val="18"/>
+              </w:rPr>
+              <w:t>0.89</w:t>
+            </w:r>
+          </w:p>
+        </w:tc>
+        <w:tc>
+          <w:tcPr>
+            <w:tcW w:type="dxa" w:w="1728"/>
           </w:tcPr>
           <w:p>
             <w:r/>
@@ -1171,7 +1424,7 @@
       <w:tr>
         <w:tc>
           <w:tcPr>
-            <w:tcW w:type="dxa" w:w="2160"/>
+            <w:tcW w:type="dxa" w:w="1728"/>
           </w:tcPr>
           <w:p>
             <w:r/>
@@ -1186,7 +1439,7 @@
         </w:tc>
         <w:tc>
           <w:tcPr>
-            <w:tcW w:type="dxa" w:w="2160"/>
+            <w:tcW w:type="dxa" w:w="1728"/>
           </w:tcPr>
           <w:p>
             <w:r/>
@@ -1201,7 +1454,7 @@
         </w:tc>
         <w:tc>
           <w:tcPr>
-            <w:tcW w:type="dxa" w:w="2160"/>
+            <w:tcW w:type="dxa" w:w="1728"/>
           </w:tcPr>
           <w:p>
             <w:r/>
@@ -1216,7 +1469,22 @@
         </w:tc>
         <w:tc>
           <w:tcPr>
-            <w:tcW w:type="dxa" w:w="2160"/>
+            <w:tcW w:type="dxa" w:w="1728"/>
+          </w:tcPr>
+          <w:p>
+            <w:r/>
+            <w:r>
+              <w:rPr>
+                <w:b w:val="0"/>
+                <w:sz w:val="18"/>
+              </w:rPr>
+              <w:t>0.78</w:t>
+            </w:r>
+          </w:p>
+        </w:tc>
+        <w:tc>
+          <w:tcPr>
+            <w:tcW w:type="dxa" w:w="1728"/>
           </w:tcPr>
           <w:p>
             <w:r/>
@@ -1233,7 +1501,7 @@
       <w:tr>
         <w:tc>
           <w:tcPr>
-            <w:tcW w:type="dxa" w:w="2160"/>
+            <w:tcW w:type="dxa" w:w="1728"/>
           </w:tcPr>
           <w:p>
             <w:r/>
@@ -1248,7 +1516,7 @@
         </w:tc>
         <w:tc>
           <w:tcPr>
-            <w:tcW w:type="dxa" w:w="2160"/>
+            <w:tcW w:type="dxa" w:w="1728"/>
           </w:tcPr>
           <w:p>
             <w:r/>
@@ -1263,7 +1531,7 @@
         </w:tc>
         <w:tc>
           <w:tcPr>
-            <w:tcW w:type="dxa" w:w="2160"/>
+            <w:tcW w:type="dxa" w:w="1728"/>
           </w:tcPr>
           <w:p>
             <w:r/>
@@ -1278,7 +1546,22 @@
         </w:tc>
         <w:tc>
           <w:tcPr>
-            <w:tcW w:type="dxa" w:w="2160"/>
+            <w:tcW w:type="dxa" w:w="1728"/>
+          </w:tcPr>
+          <w:p>
+            <w:r/>
+            <w:r>
+              <w:rPr>
+                <w:b w:val="0"/>
+                <w:sz w:val="18"/>
+              </w:rPr>
+              <w:t>0.97</w:t>
+            </w:r>
+          </w:p>
+        </w:tc>
+        <w:tc>
+          <w:tcPr>
+            <w:tcW w:type="dxa" w:w="1728"/>
           </w:tcPr>
           <w:p>
             <w:r/>
@@ -1295,7 +1578,7 @@
       <w:tr>
         <w:tc>
           <w:tcPr>
-            <w:tcW w:type="dxa" w:w="2160"/>
+            <w:tcW w:type="dxa" w:w="1728"/>
           </w:tcPr>
           <w:p>
             <w:r/>
@@ -1310,7 +1593,7 @@
         </w:tc>
         <w:tc>
           <w:tcPr>
-            <w:tcW w:type="dxa" w:w="2160"/>
+            <w:tcW w:type="dxa" w:w="1728"/>
           </w:tcPr>
           <w:p>
             <w:r/>
@@ -1325,7 +1608,7 @@
         </w:tc>
         <w:tc>
           <w:tcPr>
-            <w:tcW w:type="dxa" w:w="2160"/>
+            <w:tcW w:type="dxa" w:w="1728"/>
           </w:tcPr>
           <w:p>
             <w:r/>
@@ -1340,7 +1623,22 @@
         </w:tc>
         <w:tc>
           <w:tcPr>
-            <w:tcW w:type="dxa" w:w="2160"/>
+            <w:tcW w:type="dxa" w:w="1728"/>
+          </w:tcPr>
+          <w:p>
+            <w:r/>
+            <w:r>
+              <w:rPr>
+                <w:b w:val="0"/>
+                <w:sz w:val="18"/>
+              </w:rPr>
+              <w:t>0.96</w:t>
+            </w:r>
+          </w:p>
+        </w:tc>
+        <w:tc>
+          <w:tcPr>
+            <w:tcW w:type="dxa" w:w="1728"/>
           </w:tcPr>
           <w:p>
             <w:r/>
@@ -1357,7 +1655,7 @@
       <w:tr>
         <w:tc>
           <w:tcPr>
-            <w:tcW w:type="dxa" w:w="2160"/>
+            <w:tcW w:type="dxa" w:w="1728"/>
           </w:tcPr>
           <w:p>
             <w:r/>
@@ -1372,7 +1670,7 @@
         </w:tc>
         <w:tc>
           <w:tcPr>
-            <w:tcW w:type="dxa" w:w="2160"/>
+            <w:tcW w:type="dxa" w:w="1728"/>
           </w:tcPr>
           <w:p>
             <w:r/>
@@ -1387,7 +1685,7 @@
         </w:tc>
         <w:tc>
           <w:tcPr>
-            <w:tcW w:type="dxa" w:w="2160"/>
+            <w:tcW w:type="dxa" w:w="1728"/>
           </w:tcPr>
           <w:p>
             <w:r/>
@@ -1402,7 +1700,22 @@
         </w:tc>
         <w:tc>
           <w:tcPr>
-            <w:tcW w:type="dxa" w:w="2160"/>
+            <w:tcW w:type="dxa" w:w="1728"/>
+          </w:tcPr>
+          <w:p>
+            <w:r/>
+            <w:r>
+              <w:rPr>
+                <w:b w:val="0"/>
+                <w:sz w:val="18"/>
+              </w:rPr>
+              <w:t>0.73</w:t>
+            </w:r>
+          </w:p>
+        </w:tc>
+        <w:tc>
+          <w:tcPr>
+            <w:tcW w:type="dxa" w:w="1728"/>
           </w:tcPr>
           <w:p>
             <w:r/>
@@ -1419,7 +1732,7 @@
       <w:tr>
         <w:tc>
           <w:tcPr>
-            <w:tcW w:type="dxa" w:w="2160"/>
+            <w:tcW w:type="dxa" w:w="1728"/>
           </w:tcPr>
           <w:p>
             <w:r/>
@@ -1434,7 +1747,7 @@
         </w:tc>
         <w:tc>
           <w:tcPr>
-            <w:tcW w:type="dxa" w:w="2160"/>
+            <w:tcW w:type="dxa" w:w="1728"/>
           </w:tcPr>
           <w:p>
             <w:r/>
@@ -1449,7 +1762,7 @@
         </w:tc>
         <w:tc>
           <w:tcPr>
-            <w:tcW w:type="dxa" w:w="2160"/>
+            <w:tcW w:type="dxa" w:w="1728"/>
           </w:tcPr>
           <w:p>
             <w:r/>
@@ -1464,7 +1777,22 @@
         </w:tc>
         <w:tc>
           <w:tcPr>
-            <w:tcW w:type="dxa" w:w="2160"/>
+            <w:tcW w:type="dxa" w:w="1728"/>
+          </w:tcPr>
+          <w:p>
+            <w:r/>
+            <w:r>
+              <w:rPr>
+                <w:b w:val="0"/>
+                <w:sz w:val="18"/>
+              </w:rPr>
+              <w:t>0.88</w:t>
+            </w:r>
+          </w:p>
+        </w:tc>
+        <w:tc>
+          <w:tcPr>
+            <w:tcW w:type="dxa" w:w="1728"/>
           </w:tcPr>
           <w:p>
             <w:r/>
@@ -1481,7 +1809,7 @@
       <w:tr>
         <w:tc>
           <w:tcPr>
-            <w:tcW w:type="dxa" w:w="2160"/>
+            <w:tcW w:type="dxa" w:w="1728"/>
           </w:tcPr>
           <w:p>
             <w:r/>
@@ -1496,7 +1824,7 @@
         </w:tc>
         <w:tc>
           <w:tcPr>
-            <w:tcW w:type="dxa" w:w="2160"/>
+            <w:tcW w:type="dxa" w:w="1728"/>
           </w:tcPr>
           <w:p>
             <w:r/>
@@ -1511,7 +1839,7 @@
         </w:tc>
         <w:tc>
           <w:tcPr>
-            <w:tcW w:type="dxa" w:w="2160"/>
+            <w:tcW w:type="dxa" w:w="1728"/>
           </w:tcPr>
           <w:p>
             <w:r/>
@@ -1526,7 +1854,22 @@
         </w:tc>
         <w:tc>
           <w:tcPr>
-            <w:tcW w:type="dxa" w:w="2160"/>
+            <w:tcW w:type="dxa" w:w="1728"/>
+          </w:tcPr>
+          <w:p>
+            <w:r/>
+            <w:r>
+              <w:rPr>
+                <w:b w:val="0"/>
+                <w:sz w:val="18"/>
+              </w:rPr>
+              <w:t>1.00</w:t>
+            </w:r>
+          </w:p>
+        </w:tc>
+        <w:tc>
+          <w:tcPr>
+            <w:tcW w:type="dxa" w:w="1728"/>
           </w:tcPr>
           <w:p>
             <w:r/>
@@ -1733,6 +2076,53 @@
                 <w:sz w:val="18"/>
               </w:rPr>
               <w:t>0.9</w:t>
+            </w:r>
+          </w:p>
+        </w:tc>
+      </w:tr>
+      <w:tr>
+        <w:tc>
+          <w:tcPr>
+            <w:tcW w:type="dxa" w:w="2880"/>
+          </w:tcPr>
+          <w:p>
+            <w:r/>
+            <w:r>
+              <w:rPr>
+                <w:b w:val="0"/>
+                <w:sz w:val="18"/>
+              </w:rPr>
+              <w:t>MLP</w:t>
+            </w:r>
+          </w:p>
+        </w:tc>
+        <w:tc>
+          <w:tcPr>
+            <w:tcW w:type="dxa" w:w="2880"/>
+          </w:tcPr>
+          <w:p>
+            <w:r/>
+            <w:r>
+              <w:rPr>
+                <w:b w:val="0"/>
+                <w:sz w:val="18"/>
+              </w:rPr>
+              <w:t>0.971</w:t>
+            </w:r>
+          </w:p>
+        </w:tc>
+        <w:tc>
+          <w:tcPr>
+            <w:tcW w:type="dxa" w:w="2880"/>
+          </w:tcPr>
+          <w:p>
+            <w:r/>
+            <w:r>
+              <w:rPr>
+                <w:b w:val="0"/>
+                <w:sz w:val="18"/>
+              </w:rPr>
+              <w:t>1.0</w:t>
             </w:r>
           </w:p>
         </w:tc>

--- a/results/phase4/classifier_report.docx
+++ b/results/phase4/classifier_report.docx
@@ -799,7 +799,7 @@
                 <w:b w:val="0"/>
                 <w:sz w:val="18"/>
               </w:rPr>
-              <w:t>68</w:t>
+              <w:t>48</w:t>
             </w:r>
           </w:p>
         </w:tc>
